--- a/assets/rehberlik/yilsonu.docx
+++ b/assets/rehberlik/yilsonu.docx
@@ -1713,28 +1713,54 @@
           <w:rFonts w:asciiTheme="majorHAnsi" w:hAnsiTheme="majorHAnsi"/>
         </w:rPr>
       </w:pPr>
+    </w:p>
+    <w:p>
+      <w:pPr>
+        <w:jc w:val="center"/>
+        <w:rPr>
+          <w:rFonts w:asciiTheme="majorHAnsi" w:hAnsiTheme="majorHAnsi"/>
+        </w:rPr>
+      </w:pPr>
+    </w:p>
+    <w:p>
+      <w:pPr>
+        <w:keepNext/>
+        <w:tabs>
+          <w:tab w:val="left" w:pos="5670"/>
+        </w:tabs>
+        <w:jc w:val="left"/>
+        <w:rPr>
+          <w:rFonts w:asciiTheme="majorHAnsi" w:hAnsiTheme="majorHAnsi"/>
+        </w:rPr>
+      </w:pPr>
       <w:r>
         <w:rPr>
           <w:rFonts w:asciiTheme="majorHAnsi" w:hAnsiTheme="majorHAnsi"/>
         </w:rPr>
+        <w:t xml:space="preserve"/>
+        <w:tab/>
+        <w:t xml:space="preserve">OLUR</w:t>
+      </w:r>
+    </w:p>
+    <w:p>
+      <w:pPr>
+        <w:keepNext/>
+        <w:tabs>
+          <w:tab w:val="left" w:pos="5670"/>
+        </w:tabs>
+        <w:jc w:val="left"/>
+        <w:rPr>
+          <w:rFonts w:asciiTheme="majorHAnsi" w:hAnsiTheme="majorHAnsi"/>
+        </w:rPr>
+      </w:pPr>
+      <w:r>
+        <w:rPr>
+          <w:rFonts w:asciiTheme="majorHAnsi" w:hAnsiTheme="majorHAnsi"/>
+        </w:rPr>
+        <w:t xml:space="preserve"/>
+        <w:tab/>
         <w:t xml:space="preserve">{{TARIH}}</w:t>
       </w:r>
-    </w:p>
-    <w:p>
-      <w:pPr>
-        <w:jc w:val="center"/>
-        <w:rPr>
-          <w:rFonts w:asciiTheme="majorHAnsi" w:hAnsiTheme="majorHAnsi"/>
-        </w:rPr>
-      </w:pPr>
-    </w:p>
-    <w:p>
-      <w:pPr>
-        <w:jc w:val="center"/>
-        <w:rPr>
-          <w:rFonts w:asciiTheme="majorHAnsi" w:hAnsiTheme="majorHAnsi"/>
-        </w:rPr>
-      </w:pPr>
     </w:p>
     <w:p>
       <w:pPr>
